--- a/Fase 2/Evidencias Proyecto/Evidencias de documentación/Archivos Word/06_Retrospectivas.docx
+++ b/Fase 2/Evidencias Proyecto/Evidencias de documentación/Archivos Word/06_Retrospectivas.docx
@@ -318,7 +318,7 @@
               <w:rPr>
                 <w:sz w:val="19"/>
               </w:rPr>
-              <w:t>1.0 · 01-10-2026</w:t>
+              <w:t>1.1 · 10-10-2026</w:t>
             </w:r>
           </w:p>
         </w:tc>
@@ -497,7 +497,7 @@
               <w:rPr>
                 <w:sz w:val="21"/>
               </w:rPr>
-              <w:t>Las retrospectivas de las iteraciones 2 a 4 se redactaron el 01-10-2026 a partir del historial de Git y de los documentos del proyecto. Los hechos y las mejoras son reales y cada mejora se incorporó al proceso o al código, pero no se registraron en una reunión al cierre de cada iteración. La iteración 1 reúne el trabajo previo al primer commit y no tiene retrospectiva propia. La iteración 5 se completa al cerrarla (06-10-2026).</w:t>
+              <w:t>Las retrospectivas de las iteraciones 2 a 4 se redactaron el 01-10-2026 a partir del historial de Git y de los documentos del proyecto. Los hechos y las mejoras son reales y cada mejora se incorporó al proceso o al código, pero no se registraron en una reunión al cierre de cada iteración. La iteración 1 reúne el trabajo previo al primer commit y no tiene retrospectiva propia. Las iteraciones 5 y 6 se redactaron el 10-10-2026 con el mismo criterio; la 6 queda parcial hasta cerrarla (13-10-2026).</w:t>
             </w:r>
           </w:p>
         </w:tc>
@@ -1751,13 +1751,13 @@
                 <w:b/>
                 <w:sz w:val="17"/>
               </w:rPr>
-              <w:t>un nombre real</w:t>
+              <w:t>capturas de pantalla con nombres y correos reales</w:t>
             </w:r>
             <w:r>
               <w:rPr>
                 <w:sz w:val="17"/>
               </w:rPr>
-              <w:t xml:space="preserve"> en algunas capturas de pantalla</w:t>
+              <w:t xml:space="preserve"> de personas de la empresa piloto</w:t>
             </w:r>
           </w:p>
         </w:tc>
@@ -1775,7 +1775,7 @@
               <w:rPr>
                 <w:sz w:val="17"/>
               </w:rPr>
-              <w:t>Las capturas se generaron con datos de ejemplo de una versión anterior</w:t>
+              <w:t>Las capturas se generaron con datos del piloto en una versión anterior</w:t>
             </w:r>
           </w:p>
         </w:tc>
@@ -1806,7 +1806,7 @@
               <w:rPr>
                 <w:sz w:val="17"/>
               </w:rPr>
-              <w:t xml:space="preserve"> y se revisó el historial antes de subirlo</w:t>
+              <w:t xml:space="preserve"> y se anonimizó el historial antes de subirlo</w:t>
             </w:r>
           </w:p>
         </w:tc>
@@ -1837,13 +1837,13 @@
                 <w:b/>
                 <w:sz w:val="17"/>
               </w:rPr>
-              <w:t>demo pública</w:t>
+              <w:t>demo pública mostraba nombres de personas reales y el catálogo real</w:t>
             </w:r>
             <w:r>
               <w:rPr>
                 <w:sz w:val="17"/>
               </w:rPr>
-              <w:t xml:space="preserve"> usaba nombres y productos tomados de la empresa piloto</w:t>
+              <w:t xml:space="preserve"> de la empresa piloto</w:t>
             </w:r>
           </w:p>
         </w:tc>
@@ -1862,7 +1862,7 @@
               <w:rPr>
                 <w:sz w:val="17"/>
               </w:rPr>
-              <w:t>Los datos de ejemplo se armaron a partir de la empresa con la que se pilotea</w:t>
+              <w:t>Los datos de demostración se construyeron a partir de la empresa con la que se pilotea</w:t>
             </w:r>
           </w:p>
         </w:tc>
@@ -2027,7 +2027,847 @@
         <w:rPr>
           <w:sz w:val="20"/>
         </w:rPr>
-        <w:t xml:space="preserve"> antes de publicar algo nuevo se buscan claves y nombres reales, también en el historial, y se revisan a mano las imágenes.</w:t>
+        <w:t xml:space="preserve"> antes de publicar algo nuevo se buscan claves y datos de personas reales, también en el historial, y se revisan a mano las imágenes.</w:t>
+      </w:r>
+    </w:p>
+    <w:p>
+      <w:pPr>
+        <w:pStyle w:val="Heading1"/>
+      </w:pPr>
+      <w:r>
+        <w:t>Iteración 5 · cierre (06-10-2026) · Evidencias y plan con fecha</w:t>
+      </w:r>
+    </w:p>
+    <w:tbl>
+      <w:tblPr>
+        <w:tblW w:type="dxa" w:w="9972"/>
+        <w:tblLook w:firstColumn="1" w:firstRow="1" w:lastColumn="0" w:lastRow="0" w:noHBand="0" w:noVBand="1" w:val="04A0"/>
+        <w:tblBorders>
+          <w:top w:val="single" w:sz="4" w:space="0" w:color="CBD5E1"/>
+          <w:left w:val="single" w:sz="4" w:space="0" w:color="CBD5E1"/>
+          <w:bottom w:val="single" w:sz="4" w:space="0" w:color="CBD5E1"/>
+          <w:right w:val="single" w:sz="4" w:space="0" w:color="CBD5E1"/>
+          <w:insideH w:val="single" w:sz="4" w:space="0" w:color="CBD5E1"/>
+          <w:insideV w:val="single" w:sz="4" w:space="0" w:color="CBD5E1"/>
+        </w:tblBorders>
+        <w:tblCellMar>
+          <w:top w:w="50" w:type="dxa"/>
+          <w:left w:w="90" w:type="dxa"/>
+          <w:bottom w:w="50" w:type="dxa"/>
+          <w:right w:w="90" w:type="dxa"/>
+        </w:tblCellMar>
+        <w:tblLayout w:type="fixed"/>
+      </w:tblPr>
+      <w:tblGrid>
+        <w:gridCol w:w="3174"/>
+        <w:gridCol w:w="3061"/>
+        <w:gridCol w:w="3736"/>
+      </w:tblGrid>
+      <w:tr>
+        <w:trPr>
+          <w:cantSplit/>
+          <w:tblHeader/>
+        </w:trPr>
+        <w:tc>
+          <w:tcPr>
+            <w:tcW w:type="dxa" w:w="3175"/>
+            <w:shd w:val="clear" w:color="auto" w:fill="3730A3"/>
+            <w:vAlign w:val="center"/>
+          </w:tcPr>
+          <w:p>
+            <w:pPr>
+              <w:keepNext/>
+              <w:spacing w:after="0"/>
+            </w:pPr>
+            <w:r>
+              <w:rPr>
+                <w:b/>
+                <w:color w:val="FFFFFF"/>
+                <w:sz w:val="17"/>
+              </w:rPr>
+              <w:t>Qué pasó</w:t>
+            </w:r>
+          </w:p>
+        </w:tc>
+        <w:tc>
+          <w:tcPr>
+            <w:tcW w:type="dxa" w:w="3061"/>
+            <w:shd w:val="clear" w:color="auto" w:fill="3730A3"/>
+            <w:vAlign w:val="center"/>
+          </w:tcPr>
+          <w:p>
+            <w:pPr>
+              <w:keepNext/>
+              <w:spacing w:after="0"/>
+            </w:pPr>
+            <w:r>
+              <w:rPr>
+                <w:b/>
+                <w:color w:val="FFFFFF"/>
+                <w:sz w:val="17"/>
+              </w:rPr>
+              <w:t>Causa</w:t>
+            </w:r>
+          </w:p>
+        </w:tc>
+        <w:tc>
+          <w:tcPr>
+            <w:tcW w:type="dxa" w:w="3736"/>
+            <w:shd w:val="clear" w:color="auto" w:fill="3730A3"/>
+            <w:vAlign w:val="center"/>
+          </w:tcPr>
+          <w:p>
+            <w:pPr>
+              <w:keepNext/>
+              <w:spacing w:after="0"/>
+            </w:pPr>
+            <w:r>
+              <w:rPr>
+                <w:b/>
+                <w:color w:val="FFFFFF"/>
+                <w:sz w:val="17"/>
+              </w:rPr>
+              <w:t>Qué mejoró</w:t>
+            </w:r>
+          </w:p>
+        </w:tc>
+      </w:tr>
+      <w:tr>
+        <w:trPr>
+          <w:cantSplit/>
+        </w:trPr>
+        <w:tc>
+          <w:tcPr>
+            <w:tcW w:type="dxa" w:w="3175"/>
+            <w:vAlign w:val="top"/>
+          </w:tcPr>
+          <w:p>
+            <w:pPr>
+              <w:keepNext/>
+              <w:spacing w:after="0"/>
+            </w:pPr>
+            <w:r>
+              <w:rPr>
+                <w:sz w:val="17"/>
+              </w:rPr>
+              <w:t>La clase del martes quedó escrita como 05-10 en los documentos</w:t>
+            </w:r>
+          </w:p>
+        </w:tc>
+        <w:tc>
+          <w:tcPr>
+            <w:tcW w:type="dxa" w:w="3061"/>
+            <w:vAlign w:val="top"/>
+          </w:tcPr>
+          <w:p>
+            <w:pPr>
+              <w:keepNext/>
+              <w:spacing w:after="0"/>
+            </w:pPr>
+            <w:r>
+              <w:rPr>
+                <w:sz w:val="17"/>
+              </w:rPr>
+              <w:t>Se tomó la fecha de la semana, no la del día de la clase</w:t>
+            </w:r>
+          </w:p>
+        </w:tc>
+        <w:tc>
+          <w:tcPr>
+            <w:tcW w:type="dxa" w:w="3736"/>
+            <w:vAlign w:val="top"/>
+          </w:tcPr>
+          <w:p>
+            <w:pPr>
+              <w:keepNext/>
+              <w:spacing w:after="0"/>
+            </w:pPr>
+            <w:r>
+              <w:rPr>
+                <w:sz w:val="17"/>
+              </w:rPr>
+              <w:t>Se corrigió en el acta y el Sprint Backlog; la fecha de la clase se confirma antes de citarla</w:t>
+            </w:r>
+          </w:p>
+        </w:tc>
+      </w:tr>
+      <w:tr>
+        <w:trPr>
+          <w:cantSplit/>
+        </w:trPr>
+        <w:tc>
+          <w:tcPr>
+            <w:tcW w:type="dxa" w:w="3175"/>
+            <w:vAlign w:val="top"/>
+            <w:shd w:val="clear" w:color="auto" w:fill="F8FAFC"/>
+          </w:tcPr>
+          <w:p>
+            <w:pPr>
+              <w:keepNext/>
+              <w:spacing w:after="0"/>
+            </w:pPr>
+            <w:r>
+              <w:rPr>
+                <w:sz w:val="17"/>
+              </w:rPr>
+              <w:t>Una entrega anterior quedó sin capturas de los documentos de evidencia</w:t>
+            </w:r>
+          </w:p>
+        </w:tc>
+        <w:tc>
+          <w:tcPr>
+            <w:tcW w:type="dxa" w:w="3061"/>
+            <w:vAlign w:val="top"/>
+            <w:shd w:val="clear" w:color="auto" w:fill="F8FAFC"/>
+          </w:tcPr>
+          <w:p>
+            <w:pPr>
+              <w:keepNext/>
+              <w:spacing w:after="0"/>
+            </w:pPr>
+            <w:r>
+              <w:rPr>
+                <w:sz w:val="17"/>
+              </w:rPr>
+              <w:t>No existía una lista de lo que había que mostrar</w:t>
+            </w:r>
+          </w:p>
+        </w:tc>
+        <w:tc>
+          <w:tcPr>
+            <w:tcW w:type="dxa" w:w="3736"/>
+            <w:vAlign w:val="top"/>
+            <w:shd w:val="clear" w:color="auto" w:fill="F8FAFC"/>
+          </w:tcPr>
+          <w:p>
+            <w:pPr>
+              <w:keepNext/>
+              <w:spacing w:after="0"/>
+            </w:pPr>
+            <w:r>
+              <w:rPr>
+                <w:sz w:val="17"/>
+              </w:rPr>
+              <w:t>Índice de evidencias con capturas (REV-09) antes de cada entrega</w:t>
+            </w:r>
+          </w:p>
+        </w:tc>
+      </w:tr>
+      <w:tr>
+        <w:trPr>
+          <w:cantSplit/>
+        </w:trPr>
+        <w:tc>
+          <w:tcPr>
+            <w:tcW w:type="dxa" w:w="3175"/>
+            <w:vAlign w:val="top"/>
+          </w:tcPr>
+          <w:p>
+            <w:pPr>
+              <w:keepNext/>
+              <w:spacing w:after="0"/>
+            </w:pPr>
+            <w:r>
+              <w:rPr>
+                <w:sz w:val="17"/>
+              </w:rPr>
+              <w:t>Al agregar la columna «Plan hasta» la prueba punta a punta fallaba (146 de 148)</w:t>
+            </w:r>
+          </w:p>
+        </w:tc>
+        <w:tc>
+          <w:tcPr>
+            <w:tcW w:type="dxa" w:w="3061"/>
+            <w:vAlign w:val="top"/>
+          </w:tcPr>
+          <w:p>
+            <w:pPr>
+              <w:keepNext/>
+              <w:spacing w:after="0"/>
+            </w:pPr>
+            <w:r>
+              <w:rPr>
+                <w:sz w:val="17"/>
+              </w:rPr>
+              <w:t>La prueba buscaba la columna de leads por su posición</w:t>
+            </w:r>
+          </w:p>
+        </w:tc>
+        <w:tc>
+          <w:tcPr>
+            <w:tcW w:type="dxa" w:w="3736"/>
+            <w:vAlign w:val="top"/>
+          </w:tcPr>
+          <w:p>
+            <w:pPr>
+              <w:keepNext/>
+              <w:spacing w:after="0"/>
+            </w:pPr>
+            <w:r>
+              <w:rPr>
+                <w:sz w:val="17"/>
+              </w:rPr>
+              <w:t>La prueba busca la columna por su encabezado</w:t>
+            </w:r>
+          </w:p>
+        </w:tc>
+      </w:tr>
+      <w:tr>
+        <w:trPr>
+          <w:cantSplit/>
+        </w:trPr>
+        <w:tc>
+          <w:tcPr>
+            <w:tcW w:type="dxa" w:w="3175"/>
+            <w:vAlign w:val="top"/>
+            <w:shd w:val="clear" w:color="auto" w:fill="F8FAFC"/>
+          </w:tcPr>
+          <w:p>
+            <w:pPr>
+              <w:spacing w:after="0"/>
+            </w:pPr>
+            <w:r>
+              <w:rPr>
+                <w:sz w:val="17"/>
+              </w:rPr>
+              <w:t>Los diagramas de arquitectura del repositorio decían 11 migraciones y Edge Functions</w:t>
+            </w:r>
+          </w:p>
+        </w:tc>
+        <w:tc>
+          <w:tcPr>
+            <w:tcW w:type="dxa" w:w="3061"/>
+            <w:vAlign w:val="top"/>
+            <w:shd w:val="clear" w:color="auto" w:fill="F8FAFC"/>
+          </w:tcPr>
+          <w:p>
+            <w:pPr>
+              <w:spacing w:after="0"/>
+            </w:pPr>
+            <w:r>
+              <w:rPr>
+                <w:sz w:val="17"/>
+              </w:rPr>
+              <w:t>Se dibujaron en una etapa temprana y no se volvieron a revisar</w:t>
+            </w:r>
+          </w:p>
+        </w:tc>
+        <w:tc>
+          <w:tcPr>
+            <w:tcW w:type="dxa" w:w="3736"/>
+            <w:vAlign w:val="top"/>
+            <w:shd w:val="clear" w:color="auto" w:fill="F8FAFC"/>
+          </w:tcPr>
+          <w:p>
+            <w:pPr>
+              <w:spacing w:after="0"/>
+            </w:pPr>
+            <w:r>
+              <w:rPr>
+                <w:sz w:val="17"/>
+              </w:rPr>
+              <w:t>Diagramas 4+1 generados desde el código, que se regeneran con el sistema</w:t>
+            </w:r>
+          </w:p>
+        </w:tc>
+      </w:tr>
+    </w:tbl>
+    <w:p>
+      <w:pPr>
+        <w:spacing w:after="0" w:before="0" w:line="120" w:lineRule="exact"/>
+      </w:pPr>
+      <w:r>
+        <w:rPr>
+          <w:sz w:val="12"/>
+        </w:rPr>
+      </w:r>
+    </w:p>
+    <w:p>
+      <w:r>
+        <w:rPr>
+          <w:b/>
+          <w:sz w:val="20"/>
+        </w:rPr>
+        <w:t>Funcionó bien:</w:t>
+      </w:r>
+      <w:r>
+        <w:rPr>
+          <w:sz w:val="20"/>
+        </w:rPr>
+        <w:t xml:space="preserve"> publicar el plan con fecha con la migración primero y las pruebas de la base real en verde (277 de 277).</w:t>
+      </w:r>
+    </w:p>
+    <w:p>
+      <w:pPr>
+        <w:pStyle w:val="Heading1"/>
+      </w:pPr>
+      <w:r>
+        <w:t>Iteración 6 · 10-10-2026 · Google Places por CRM y piloto (parcial)</w:t>
+      </w:r>
+    </w:p>
+    <w:tbl>
+      <w:tblPr>
+        <w:tblW w:type="dxa" w:w="9972"/>
+        <w:tblLook w:firstColumn="1" w:firstRow="1" w:lastColumn="0" w:lastRow="0" w:noHBand="0" w:noVBand="1" w:val="04A0"/>
+        <w:tblBorders>
+          <w:top w:val="single" w:sz="4" w:space="0" w:color="CBD5E1"/>
+          <w:left w:val="single" w:sz="4" w:space="0" w:color="CBD5E1"/>
+          <w:bottom w:val="single" w:sz="4" w:space="0" w:color="CBD5E1"/>
+          <w:right w:val="single" w:sz="4" w:space="0" w:color="CBD5E1"/>
+          <w:insideH w:val="single" w:sz="4" w:space="0" w:color="CBD5E1"/>
+          <w:insideV w:val="single" w:sz="4" w:space="0" w:color="CBD5E1"/>
+        </w:tblBorders>
+        <w:tblCellMar>
+          <w:top w:w="50" w:type="dxa"/>
+          <w:left w:w="90" w:type="dxa"/>
+          <w:bottom w:w="50" w:type="dxa"/>
+          <w:right w:w="90" w:type="dxa"/>
+        </w:tblCellMar>
+        <w:tblLayout w:type="fixed"/>
+      </w:tblPr>
+      <w:tblGrid>
+        <w:gridCol w:w="3174"/>
+        <w:gridCol w:w="3061"/>
+        <w:gridCol w:w="3736"/>
+      </w:tblGrid>
+      <w:tr>
+        <w:trPr>
+          <w:cantSplit/>
+          <w:tblHeader/>
+        </w:trPr>
+        <w:tc>
+          <w:tcPr>
+            <w:tcW w:type="dxa" w:w="3175"/>
+            <w:shd w:val="clear" w:color="auto" w:fill="3730A3"/>
+            <w:vAlign w:val="center"/>
+          </w:tcPr>
+          <w:p>
+            <w:pPr>
+              <w:keepNext/>
+              <w:spacing w:after="0"/>
+            </w:pPr>
+            <w:r>
+              <w:rPr>
+                <w:b/>
+                <w:color w:val="FFFFFF"/>
+                <w:sz w:val="17"/>
+              </w:rPr>
+              <w:t>Qué pasó</w:t>
+            </w:r>
+          </w:p>
+        </w:tc>
+        <w:tc>
+          <w:tcPr>
+            <w:tcW w:type="dxa" w:w="3061"/>
+            <w:shd w:val="clear" w:color="auto" w:fill="3730A3"/>
+            <w:vAlign w:val="center"/>
+          </w:tcPr>
+          <w:p>
+            <w:pPr>
+              <w:keepNext/>
+              <w:spacing w:after="0"/>
+            </w:pPr>
+            <w:r>
+              <w:rPr>
+                <w:b/>
+                <w:color w:val="FFFFFF"/>
+                <w:sz w:val="17"/>
+              </w:rPr>
+              <w:t>Causa</w:t>
+            </w:r>
+          </w:p>
+        </w:tc>
+        <w:tc>
+          <w:tcPr>
+            <w:tcW w:type="dxa" w:w="3736"/>
+            <w:shd w:val="clear" w:color="auto" w:fill="3730A3"/>
+            <w:vAlign w:val="center"/>
+          </w:tcPr>
+          <w:p>
+            <w:pPr>
+              <w:keepNext/>
+              <w:spacing w:after="0"/>
+            </w:pPr>
+            <w:r>
+              <w:rPr>
+                <w:b/>
+                <w:color w:val="FFFFFF"/>
+                <w:sz w:val="17"/>
+              </w:rPr>
+              <w:t>Qué mejoró</w:t>
+            </w:r>
+          </w:p>
+        </w:tc>
+      </w:tr>
+      <w:tr>
+        <w:trPr>
+          <w:cantSplit/>
+        </w:trPr>
+        <w:tc>
+          <w:tcPr>
+            <w:tcW w:type="dxa" w:w="3175"/>
+            <w:vAlign w:val="top"/>
+          </w:tcPr>
+          <w:p>
+            <w:pPr>
+              <w:spacing w:after="0"/>
+            </w:pPr>
+            <w:r>
+              <w:rPr>
+                <w:sz w:val="17"/>
+              </w:rPr>
+              <w:t>El asistente entregaba empresas ficticias a un CRM sin clave de Google, y el modelo podía presentarlas como reales</w:t>
+            </w:r>
+          </w:p>
+        </w:tc>
+        <w:tc>
+          <w:tcPr>
+            <w:tcW w:type="dxa" w:w="3061"/>
+            <w:vAlign w:val="top"/>
+          </w:tcPr>
+          <w:p>
+            <w:pPr>
+              <w:spacing w:after="0"/>
+            </w:pPr>
+            <w:r>
+              <w:rPr>
+                <w:sz w:val="17"/>
+              </w:rPr>
+              <w:t>El respaldo de demostración se pensó para desarrollo y no se separó de los CRMs reales</w:t>
+            </w:r>
+          </w:p>
+        </w:tc>
+        <w:tc>
+          <w:tcPr>
+            <w:tcW w:type="dxa" w:w="3736"/>
+            <w:vAlign w:val="top"/>
+          </w:tcPr>
+          <w:p>
+            <w:pPr>
+              <w:spacing w:after="0"/>
+            </w:pPr>
+            <w:r>
+              <w:rPr>
+                <w:sz w:val="17"/>
+              </w:rPr>
+              <w:t>Se retiró la demostración ficticia y, sin clave de Google, el modelo propone sin datos de contacto; once daños hechos a mano a las protecciones fueron detectados por las pruebas</w:t>
+            </w:r>
+          </w:p>
+        </w:tc>
+      </w:tr>
+      <w:tr>
+        <w:trPr>
+          <w:cantSplit/>
+        </w:trPr>
+        <w:tc>
+          <w:tcPr>
+            <w:tcW w:type="dxa" w:w="3175"/>
+            <w:vAlign w:val="top"/>
+            <w:shd w:val="clear" w:color="auto" w:fill="F8FAFC"/>
+          </w:tcPr>
+          <w:p>
+            <w:pPr>
+              <w:spacing w:after="0"/>
+            </w:pPr>
+            <w:r>
+              <w:rPr>
+                <w:sz w:val="17"/>
+              </w:rPr>
+              <w:t>El cliente piloto consideró engorroso sacar la clave de Google y confía en que el modelo ubica bien las empresas</w:t>
+            </w:r>
+          </w:p>
+        </w:tc>
+        <w:tc>
+          <w:tcPr>
+            <w:tcW w:type="dxa" w:w="3061"/>
+            <w:vAlign w:val="top"/>
+            <w:shd w:val="clear" w:color="auto" w:fill="F8FAFC"/>
+          </w:tcPr>
+          <w:p>
+            <w:pPr>
+              <w:spacing w:after="0"/>
+            </w:pPr>
+            <w:r>
+              <w:rPr>
+                <w:sz w:val="17"/>
+              </w:rPr>
+              <w:t>La clave de Google era obligatoria para buscar empresas reales</w:t>
+            </w:r>
+          </w:p>
+        </w:tc>
+        <w:tc>
+          <w:tcPr>
+            <w:tcW w:type="dxa" w:w="3736"/>
+            <w:vAlign w:val="top"/>
+            <w:shd w:val="clear" w:color="auto" w:fill="F8FAFC"/>
+          </w:tcPr>
+          <w:p>
+            <w:pPr>
+              <w:spacing w:after="0"/>
+            </w:pPr>
+            <w:r>
+              <w:rPr>
+                <w:sz w:val="17"/>
+              </w:rPr>
+              <w:t>La clave pasó a ser opcional: sin ella el modelo propone sugerencias por verificar y sin teléfonos ni correos. Se documentó que esto debilita la garantía anterior</w:t>
+            </w:r>
+          </w:p>
+        </w:tc>
+      </w:tr>
+      <w:tr>
+        <w:trPr>
+          <w:cantSplit/>
+        </w:trPr>
+        <w:tc>
+          <w:tcPr>
+            <w:tcW w:type="dxa" w:w="3175"/>
+            <w:vAlign w:val="top"/>
+          </w:tcPr>
+          <w:p>
+            <w:pPr>
+              <w:spacing w:after="0"/>
+            </w:pPr>
+            <w:r>
+              <w:rPr>
+                <w:sz w:val="17"/>
+              </w:rPr>
+              <w:t>Una encuesta de prueba dejó el NPS en -100 en producción</w:t>
+            </w:r>
+          </w:p>
+        </w:tc>
+        <w:tc>
+          <w:tcPr>
+            <w:tcW w:type="dxa" w:w="3061"/>
+            <w:vAlign w:val="top"/>
+          </w:tcPr>
+          <w:p>
+            <w:pPr>
+              <w:spacing w:after="0"/>
+            </w:pPr>
+            <w:r>
+              <w:rPr>
+                <w:sz w:val="17"/>
+              </w:rPr>
+              <w:t>La app solo permite insertar y leer encuestas; no hay forma de borrarlas</w:t>
+            </w:r>
+          </w:p>
+        </w:tc>
+        <w:tc>
+          <w:tcPr>
+            <w:tcW w:type="dxa" w:w="3736"/>
+            <w:vAlign w:val="top"/>
+          </w:tcPr>
+          <w:p>
+            <w:pPr>
+              <w:spacing w:after="0"/>
+            </w:pPr>
+            <w:r>
+              <w:rPr>
+                <w:sz w:val="17"/>
+              </w:rPr>
+              <w:t>Se borró con una consulta acotada; los datos de prueba se hacen en el CRM de pruebas y se retiran antes de medir</w:t>
+            </w:r>
+          </w:p>
+        </w:tc>
+      </w:tr>
+      <w:tr>
+        <w:trPr>
+          <w:cantSplit/>
+        </w:trPr>
+        <w:tc>
+          <w:tcPr>
+            <w:tcW w:type="dxa" w:w="3175"/>
+            <w:vAlign w:val="top"/>
+            <w:shd w:val="clear" w:color="auto" w:fill="F8FAFC"/>
+          </w:tcPr>
+          <w:p>
+            <w:pPr>
+              <w:spacing w:after="0"/>
+            </w:pPr>
+            <w:r>
+              <w:rPr>
+                <w:sz w:val="17"/>
+              </w:rPr>
+              <w:t>El cliente pidió un flujo de prospección que incluía dueño y contacto de LinkedIn de cada empresa</w:t>
+            </w:r>
+          </w:p>
+        </w:tc>
+        <w:tc>
+          <w:tcPr>
+            <w:tcW w:type="dxa" w:w="3061"/>
+            <w:vAlign w:val="top"/>
+            <w:shd w:val="clear" w:color="auto" w:fill="F8FAFC"/>
+          </w:tcPr>
+          <w:p>
+            <w:pPr>
+              <w:spacing w:after="0"/>
+            </w:pPr>
+            <w:r>
+              <w:rPr>
+                <w:sz w:val="17"/>
+              </w:rPr>
+              <w:t>GPT sin búsqueda en internet no puede obtenerlos sin inventarlos, y son datos de personas</w:t>
+            </w:r>
+          </w:p>
+        </w:tc>
+        <w:tc>
+          <w:tcPr>
+            <w:tcW w:type="dxa" w:w="3736"/>
+            <w:vAlign w:val="top"/>
+            <w:shd w:val="clear" w:color="auto" w:fill="F8FAFC"/>
+          </w:tcPr>
+          <w:p>
+            <w:pPr>
+              <w:spacing w:after="0"/>
+            </w:pPr>
+            <w:r>
+              <w:rPr>
+                <w:sz w:val="17"/>
+              </w:rPr>
+              <w:t>El flujo se adaptó (tres datos guiados, catálogo, sin repetir, «no encontrado») y el dueño y LinkedIn quedaron como enlace de búsqueda; se documentó lo pendiente y por qué</w:t>
+            </w:r>
+          </w:p>
+        </w:tc>
+      </w:tr>
+      <w:tr>
+        <w:trPr>
+          <w:cantSplit/>
+        </w:trPr>
+        <w:tc>
+          <w:tcPr>
+            <w:tcW w:type="dxa" w:w="3175"/>
+            <w:vAlign w:val="top"/>
+          </w:tcPr>
+          <w:p>
+            <w:pPr>
+              <w:spacing w:after="0"/>
+            </w:pPr>
+            <w:r>
+              <w:rPr>
+                <w:sz w:val="17"/>
+              </w:rPr>
+              <w:t>El piloto figuraba como validación, pero el panel de uso mostraba 0 ingresos</w:t>
+            </w:r>
+          </w:p>
+        </w:tc>
+        <w:tc>
+          <w:tcPr>
+            <w:tcW w:type="dxa" w:w="3061"/>
+            <w:vAlign w:val="top"/>
+          </w:tcPr>
+          <w:p>
+            <w:pPr>
+              <w:spacing w:after="0"/>
+            </w:pPr>
+            <w:r>
+              <w:rPr>
+                <w:sz w:val="17"/>
+              </w:rPr>
+              <w:t>El CRM de la empresa estaba creado y configurado, pero sin uso</w:t>
+            </w:r>
+          </w:p>
+        </w:tc>
+        <w:tc>
+          <w:tcPr>
+            <w:tcW w:type="dxa" w:w="3736"/>
+            <w:vAlign w:val="top"/>
+          </w:tcPr>
+          <w:p>
+            <w:pPr>
+              <w:spacing w:after="0"/>
+            </w:pPr>
+            <w:r>
+              <w:rPr>
+                <w:sz w:val="17"/>
+              </w:rPr>
+              <w:t>La justificación se escribió con lo medido: el piloto tiene métricas y metas, y no se afirman resultados que no existen</w:t>
+            </w:r>
+          </w:p>
+        </w:tc>
+      </w:tr>
+      <w:tr>
+        <w:trPr>
+          <w:cantSplit/>
+        </w:trPr>
+        <w:tc>
+          <w:tcPr>
+            <w:tcW w:type="dxa" w:w="3175"/>
+            <w:vAlign w:val="top"/>
+            <w:shd w:val="clear" w:color="auto" w:fill="F8FAFC"/>
+          </w:tcPr>
+          <w:p>
+            <w:pPr>
+              <w:spacing w:after="0"/>
+            </w:pPr>
+            <w:r>
+              <w:rPr>
+                <w:sz w:val="17"/>
+              </w:rPr>
+              <w:t>Los primeros diagramas del 4+1 tenían flechas cruzando cajas y textos pisados</w:t>
+            </w:r>
+          </w:p>
+        </w:tc>
+        <w:tc>
+          <w:tcPr>
+            <w:tcW w:type="dxa" w:w="3061"/>
+            <w:vAlign w:val="top"/>
+            <w:shd w:val="clear" w:color="auto" w:fill="F8FAFC"/>
+          </w:tcPr>
+          <w:p>
+            <w:pPr>
+              <w:spacing w:after="0"/>
+            </w:pPr>
+            <w:r>
+              <w:rPr>
+                <w:sz w:val="17"/>
+              </w:rPr>
+              <w:t>Se dibujaron por coordenadas sin revisar el resultado</w:t>
+            </w:r>
+          </w:p>
+        </w:tc>
+        <w:tc>
+          <w:tcPr>
+            <w:tcW w:type="dxa" w:w="3736"/>
+            <w:vAlign w:val="top"/>
+            <w:shd w:val="clear" w:color="auto" w:fill="F8FAFC"/>
+          </w:tcPr>
+          <w:p>
+            <w:pPr>
+              <w:spacing w:after="0"/>
+            </w:pPr>
+            <w:r>
+              <w:rPr>
+                <w:sz w:val="17"/>
+              </w:rPr>
+              <w:t>Cada diagrama se renderiza y se revisa a ojo; se corrigió hasta quedar legible</w:t>
+            </w:r>
+          </w:p>
+        </w:tc>
+      </w:tr>
+    </w:tbl>
+    <w:p>
+      <w:pPr>
+        <w:spacing w:after="0" w:before="0" w:line="120" w:lineRule="exact"/>
+      </w:pPr>
+      <w:r>
+        <w:rPr>
+          <w:sz w:val="12"/>
+        </w:rPr>
+      </w:r>
+    </w:p>
+    <w:p>
+      <w:r>
+        <w:rPr>
+          <w:b/>
+          <w:sz w:val="20"/>
+        </w:rPr>
+        <w:t>Funcionó bien:</w:t>
+      </w:r>
+      <w:r>
+        <w:rPr>
+          <w:sz w:val="20"/>
+        </w:rPr>
+        <w:t xml:space="preserve"> probar el límite de búsquedas contra la base real antes de aplicar la migración (ensayo con todo deshecho: 335 de 335).</w:t>
       </w:r>
     </w:p>
     <w:p>
@@ -2551,115 +3391,65 @@
           </w:p>
         </w:tc>
       </w:tr>
-    </w:tbl>
-    <w:p>
-      <w:pPr>
-        <w:spacing w:after="0" w:before="0" w:line="120" w:lineRule="exact"/>
-      </w:pPr>
-      <w:r>
-        <w:rPr>
-          <w:sz w:val="12"/>
-        </w:rPr>
-      </w:r>
-    </w:p>
-    <w:p>
-      <w:pPr>
-        <w:pStyle w:val="Heading1"/>
-      </w:pPr>
-      <w:r>
-        <w:t>Iteración 5: retrospectiva de cierre (a completar el 06-10-2026)</w:t>
-      </w:r>
-    </w:p>
-    <w:tbl>
-      <w:tblPr>
-        <w:tblW w:type="dxa" w:w="9972"/>
-        <w:tblLook w:firstColumn="1" w:firstRow="1" w:lastColumn="0" w:lastRow="0" w:noHBand="0" w:noVBand="1" w:val="04A0"/>
-        <w:tblBorders>
-          <w:top w:val="single" w:sz="4" w:space="0" w:color="CBD5E1"/>
-          <w:left w:val="single" w:sz="4" w:space="0" w:color="CBD5E1"/>
-          <w:bottom w:val="single" w:sz="4" w:space="0" w:color="CBD5E1"/>
-          <w:right w:val="single" w:sz="4" w:space="0" w:color="CBD5E1"/>
-          <w:insideH w:val="single" w:sz="4" w:space="0" w:color="CBD5E1"/>
-          <w:insideV w:val="single" w:sz="4" w:space="0" w:color="CBD5E1"/>
-        </w:tblBorders>
-        <w:tblCellMar>
-          <w:top w:w="50" w:type="dxa"/>
-          <w:left w:w="90" w:type="dxa"/>
-          <w:bottom w:w="50" w:type="dxa"/>
-          <w:right w:w="90" w:type="dxa"/>
-        </w:tblCellMar>
-        <w:tblLayout w:type="fixed"/>
-      </w:tblPr>
-      <w:tblGrid>
-        <w:gridCol w:w="3322"/>
-        <w:gridCol w:w="3322"/>
-        <w:gridCol w:w="3327"/>
-      </w:tblGrid>
       <w:tr>
         <w:trPr>
           <w:cantSplit/>
-          <w:tblHeader/>
         </w:trPr>
         <w:tc>
           <w:tcPr>
-            <w:tcW w:type="dxa" w:w="3322"/>
-            <w:shd w:val="clear" w:color="auto" w:fill="3730A3"/>
-            <w:vAlign w:val="center"/>
+            <w:tcW w:type="dxa" w:w="5216"/>
+            <w:vAlign w:val="top"/>
+            <w:shd w:val="clear" w:color="auto" w:fill="F8FAFC"/>
           </w:tcPr>
           <w:p>
             <w:pPr>
-              <w:keepNext/>
               <w:spacing w:after="0"/>
             </w:pPr>
             <w:r>
               <w:rPr>
-                <w:b/>
-                <w:color w:val="FFFFFF"/>
                 <w:sz w:val="18"/>
               </w:rPr>
-              <w:t>¿Qué salió bien?</w:t>
+              <w:t>Google Places opcional: sin clave el modelo propone sin teléfonos ni correos; el límite de búsquedas lo fija la gerencia</w:t>
             </w:r>
           </w:p>
         </w:tc>
         <w:tc>
           <w:tcPr>
-            <w:tcW w:type="dxa" w:w="3322"/>
-            <w:shd w:val="clear" w:color="auto" w:fill="3730A3"/>
-            <w:vAlign w:val="center"/>
+            <w:tcW w:type="dxa" w:w="4757"/>
+            <w:vAlign w:val="top"/>
+            <w:shd w:val="clear" w:color="auto" w:fill="F8FAFC"/>
           </w:tcPr>
           <w:p>
             <w:pPr>
-              <w:keepNext/>
               <w:spacing w:after="0"/>
             </w:pPr>
             <w:r>
               <w:rPr>
-                <w:b/>
-                <w:color w:val="FFFFFF"/>
                 <w:sz w:val="18"/>
               </w:rPr>
-              <w:t>¿Qué no salió bien?</w:t>
+              <w:t xml:space="preserve">Migración 0034; </w:t>
             </w:r>
-          </w:p>
-        </w:tc>
-        <w:tc>
-          <w:tcPr>
-            <w:tcW w:type="dxa" w:w="3328"/>
-            <w:shd w:val="clear" w:color="auto" w:fill="3730A3"/>
-            <w:vAlign w:val="center"/>
-          </w:tcPr>
-          <w:p>
-            <w:pPr>
-              <w:keepNext/>
-              <w:spacing w:after="0"/>
-            </w:pPr>
             <w:r>
               <w:rPr>
-                <w:b/>
-                <w:color w:val="FFFFFF"/>
+                <w:rFonts w:ascii="Consolas" w:hAnsi="Consolas" w:eastAsia="Consolas"/>
+                <w:color w:val="9D174D"/>
+                <w:sz w:val="17"/>
+              </w:rPr>
+              <w:t>test:ai</w:t>
+            </w:r>
+            <w:r>
+              <w:rPr>
                 <w:sz w:val="18"/>
               </w:rPr>
-              <w:t>¿Qué cambiaremos?</w:t>
+              <w:t xml:space="preserve"> y </w:t>
+            </w:r>
+            <w:r>
+              <w:rPr>
+                <w:rFonts w:ascii="Consolas" w:hAnsi="Consolas" w:eastAsia="Consolas"/>
+                <w:color w:val="9D174D"/>
+                <w:sz w:val="17"/>
+              </w:rPr>
+              <w:t>test:db</w:t>
             </w:r>
           </w:p>
         </w:tc>
@@ -2670,95 +3460,85 @@
         </w:trPr>
         <w:tc>
           <w:tcPr>
-            <w:tcW w:type="dxa" w:w="3322"/>
+            <w:tcW w:type="dxa" w:w="5216"/>
             <w:vAlign w:val="top"/>
           </w:tcPr>
           <w:p>
             <w:pPr>
-              <w:spacing w:after="40"/>
+              <w:spacing w:after="0"/>
             </w:pPr>
+            <w:r>
+              <w:rPr>
+                <w:sz w:val="18"/>
+              </w:rPr>
+              <w:t>Diagramas de arquitectura generados desde el código</w:t>
+            </w:r>
           </w:p>
-          <w:p>
-            <w:pPr>
-              <w:spacing w:after="40"/>
-            </w:pPr>
-          </w:p>
-          <w:p>
-            <w:pPr>
-              <w:spacing w:after="40"/>
-            </w:pPr>
-          </w:p>
-          <w:p>
-            <w:pPr>
-              <w:spacing w:after="40"/>
-            </w:pPr>
-          </w:p>
+        </w:tc>
+        <w:tc>
+          <w:tcPr>
+            <w:tcW w:type="dxa" w:w="4757"/>
+            <w:vAlign w:val="top"/>
+          </w:tcPr>
           <w:p>
             <w:pPr>
               <w:spacing w:after="0"/>
             </w:pPr>
+            <w:r>
+              <w:rPr>
+                <w:rFonts w:ascii="Consolas" w:hAnsi="Consolas" w:eastAsia="Consolas"/>
+                <w:color w:val="9D174D"/>
+                <w:sz w:val="17"/>
+              </w:rPr>
+              <w:t>npm run diagramas:4mas1</w:t>
+            </w:r>
+            <w:r>
+              <w:rPr>
+                <w:sz w:val="18"/>
+              </w:rPr>
+              <w:t xml:space="preserve"> (REV-07)</w:t>
+            </w:r>
+          </w:p>
+        </w:tc>
+      </w:tr>
+      <w:tr>
+        <w:trPr>
+          <w:cantSplit/>
+        </w:trPr>
+        <w:tc>
+          <w:tcPr>
+            <w:tcW w:type="dxa" w:w="5216"/>
+            <w:vAlign w:val="top"/>
+            <w:shd w:val="clear" w:color="auto" w:fill="F8FAFC"/>
+          </w:tcPr>
+          <w:p>
+            <w:pPr>
+              <w:spacing w:after="0"/>
+            </w:pPr>
+            <w:r>
+              <w:rPr>
+                <w:sz w:val="18"/>
+              </w:rPr>
+              <w:t>Índice de evidencias con capturas antes de cada entrega</w:t>
+            </w:r>
           </w:p>
         </w:tc>
         <w:tc>
           <w:tcPr>
-            <w:tcW w:type="dxa" w:w="3322"/>
+            <w:tcW w:type="dxa" w:w="4757"/>
             <w:vAlign w:val="top"/>
+            <w:shd w:val="clear" w:color="auto" w:fill="F8FAFC"/>
           </w:tcPr>
-          <w:p>
-            <w:pPr>
-              <w:spacing w:after="40"/>
-            </w:pPr>
-          </w:p>
-          <w:p>
-            <w:pPr>
-              <w:spacing w:after="40"/>
-            </w:pPr>
-          </w:p>
-          <w:p>
-            <w:pPr>
-              <w:spacing w:after="40"/>
-            </w:pPr>
-          </w:p>
-          <w:p>
-            <w:pPr>
-              <w:spacing w:after="40"/>
-            </w:pPr>
-          </w:p>
           <w:p>
             <w:pPr>
               <w:spacing w:after="0"/>
             </w:pPr>
-          </w:p>
-        </w:tc>
-        <w:tc>
-          <w:tcPr>
-            <w:tcW w:type="dxa" w:w="3328"/>
-            <w:vAlign w:val="top"/>
-          </w:tcPr>
-          <w:p>
-            <w:pPr>
-              <w:spacing w:after="40"/>
-            </w:pPr>
-          </w:p>
-          <w:p>
-            <w:pPr>
-              <w:spacing w:after="40"/>
-            </w:pPr>
-          </w:p>
-          <w:p>
-            <w:pPr>
-              <w:spacing w:after="40"/>
-            </w:pPr>
-          </w:p>
-          <w:p>
-            <w:pPr>
-              <w:spacing w:after="40"/>
-            </w:pPr>
-          </w:p>
-          <w:p>
-            <w:pPr>
-              <w:spacing w:after="0"/>
-            </w:pPr>
+            <w:r>
+              <w:rPr>
+                <w:sz w:val="18"/>
+              </w:rPr>
+              <w:t>REV-09</w:t>
+            </w:r>
           </w:p>
         </w:tc>
       </w:tr>

--- a/Fase 2/Evidencias Proyecto/Evidencias de documentación/Archivos Word/06_Retrospectivas.docx
+++ b/Fase 2/Evidencias Proyecto/Evidencias de documentación/Archivos Word/06_Retrospectivas.docx
@@ -318,7 +318,7 @@
               <w:rPr>
                 <w:sz w:val="19"/>
               </w:rPr>
-              <w:t>1.1 · 10-10-2026</w:t>
+              <w:t>1.0 · 01-10-2026</w:t>
             </w:r>
           </w:p>
         </w:tc>
@@ -497,7 +497,7 @@
               <w:rPr>
                 <w:sz w:val="21"/>
               </w:rPr>
-              <w:t>Las retrospectivas de las iteraciones 2 a 4 se redactaron el 01-10-2026 a partir del historial de Git y de los documentos del proyecto. Los hechos y las mejoras son reales y cada mejora se incorporó al proceso o al código, pero no se registraron en una reunión al cierre de cada iteración. La iteración 1 reúne el trabajo previo al primer commit y no tiene retrospectiva propia. Las iteraciones 5 y 6 se redactaron el 10-10-2026 con el mismo criterio; la 6 queda parcial hasta cerrarla (13-10-2026).</w:t>
+              <w:t>Las retrospectivas de las iteraciones 2 a 4 se redactaron el 01-10-2026 a partir del historial de Git y de los documentos del proyecto. Los hechos y las mejoras son reales y cada mejora se incorporó al proceso o al código, pero no se registraron en una reunión al cierre de cada iteración. La iteración 1 reúne el trabajo previo al primer commit y no tiene retrospectiva propia. La iteración 5 se completa al cerrarla (06-10-2026).</w:t>
             </w:r>
           </w:p>
         </w:tc>
@@ -1751,13 +1751,13 @@
                 <w:b/>
                 <w:sz w:val="17"/>
               </w:rPr>
-              <w:t>capturas de pantalla con nombres y correos reales</w:t>
+              <w:t>un nombre real</w:t>
             </w:r>
             <w:r>
               <w:rPr>
                 <w:sz w:val="17"/>
               </w:rPr>
-              <w:t xml:space="preserve"> de personas de la empresa piloto</w:t>
+              <w:t xml:space="preserve"> en algunas capturas de pantalla</w:t>
             </w:r>
           </w:p>
         </w:tc>
@@ -1775,7 +1775,7 @@
               <w:rPr>
                 <w:sz w:val="17"/>
               </w:rPr>
-              <w:t>Las capturas se generaron con datos del piloto en una versión anterior</w:t>
+              <w:t>Las capturas se generaron con datos de ejemplo de una versión anterior</w:t>
             </w:r>
           </w:p>
         </w:tc>
@@ -1806,7 +1806,7 @@
               <w:rPr>
                 <w:sz w:val="17"/>
               </w:rPr>
-              <w:t xml:space="preserve"> y se anonimizó el historial antes de subirlo</w:t>
+              <w:t xml:space="preserve"> y se revisó el historial antes de subirlo</w:t>
             </w:r>
           </w:p>
         </w:tc>
@@ -1837,13 +1837,13 @@
                 <w:b/>
                 <w:sz w:val="17"/>
               </w:rPr>
-              <w:t>demo pública mostraba nombres de personas reales y el catálogo real</w:t>
+              <w:t>demo pública</w:t>
             </w:r>
             <w:r>
               <w:rPr>
                 <w:sz w:val="17"/>
               </w:rPr>
-              <w:t xml:space="preserve"> de la empresa piloto</w:t>
+              <w:t xml:space="preserve"> usaba nombres y productos tomados de la empresa piloto</w:t>
             </w:r>
           </w:p>
         </w:tc>
@@ -1862,7 +1862,7 @@
               <w:rPr>
                 <w:sz w:val="17"/>
               </w:rPr>
-              <w:t>Los datos de demostración se construyeron a partir de la empresa con la que se pilotea</w:t>
+              <w:t>Los datos de ejemplo se armaron a partir de la empresa con la que se pilotea</w:t>
             </w:r>
           </w:p>
         </w:tc>
@@ -2027,847 +2027,7 @@
         <w:rPr>
           <w:sz w:val="20"/>
         </w:rPr>
-        <w:t xml:space="preserve"> antes de publicar algo nuevo se buscan claves y datos de personas reales, también en el historial, y se revisan a mano las imágenes.</w:t>
-      </w:r>
-    </w:p>
-    <w:p>
-      <w:pPr>
-        <w:pStyle w:val="Heading1"/>
-      </w:pPr>
-      <w:r>
-        <w:t>Iteración 5 · cierre (06-10-2026) · Evidencias y plan con fecha</w:t>
-      </w:r>
-    </w:p>
-    <w:tbl>
-      <w:tblPr>
-        <w:tblW w:type="dxa" w:w="9972"/>
-        <w:tblLook w:firstColumn="1" w:firstRow="1" w:lastColumn="0" w:lastRow="0" w:noHBand="0" w:noVBand="1" w:val="04A0"/>
-        <w:tblBorders>
-          <w:top w:val="single" w:sz="4" w:space="0" w:color="CBD5E1"/>
-          <w:left w:val="single" w:sz="4" w:space="0" w:color="CBD5E1"/>
-          <w:bottom w:val="single" w:sz="4" w:space="0" w:color="CBD5E1"/>
-          <w:right w:val="single" w:sz="4" w:space="0" w:color="CBD5E1"/>
-          <w:insideH w:val="single" w:sz="4" w:space="0" w:color="CBD5E1"/>
-          <w:insideV w:val="single" w:sz="4" w:space="0" w:color="CBD5E1"/>
-        </w:tblBorders>
-        <w:tblCellMar>
-          <w:top w:w="50" w:type="dxa"/>
-          <w:left w:w="90" w:type="dxa"/>
-          <w:bottom w:w="50" w:type="dxa"/>
-          <w:right w:w="90" w:type="dxa"/>
-        </w:tblCellMar>
-        <w:tblLayout w:type="fixed"/>
-      </w:tblPr>
-      <w:tblGrid>
-        <w:gridCol w:w="3174"/>
-        <w:gridCol w:w="3061"/>
-        <w:gridCol w:w="3736"/>
-      </w:tblGrid>
-      <w:tr>
-        <w:trPr>
-          <w:cantSplit/>
-          <w:tblHeader/>
-        </w:trPr>
-        <w:tc>
-          <w:tcPr>
-            <w:tcW w:type="dxa" w:w="3175"/>
-            <w:shd w:val="clear" w:color="auto" w:fill="3730A3"/>
-            <w:vAlign w:val="center"/>
-          </w:tcPr>
-          <w:p>
-            <w:pPr>
-              <w:keepNext/>
-              <w:spacing w:after="0"/>
-            </w:pPr>
-            <w:r>
-              <w:rPr>
-                <w:b/>
-                <w:color w:val="FFFFFF"/>
-                <w:sz w:val="17"/>
-              </w:rPr>
-              <w:t>Qué pasó</w:t>
-            </w:r>
-          </w:p>
-        </w:tc>
-        <w:tc>
-          <w:tcPr>
-            <w:tcW w:type="dxa" w:w="3061"/>
-            <w:shd w:val="clear" w:color="auto" w:fill="3730A3"/>
-            <w:vAlign w:val="center"/>
-          </w:tcPr>
-          <w:p>
-            <w:pPr>
-              <w:keepNext/>
-              <w:spacing w:after="0"/>
-            </w:pPr>
-            <w:r>
-              <w:rPr>
-                <w:b/>
-                <w:color w:val="FFFFFF"/>
-                <w:sz w:val="17"/>
-              </w:rPr>
-              <w:t>Causa</w:t>
-            </w:r>
-          </w:p>
-        </w:tc>
-        <w:tc>
-          <w:tcPr>
-            <w:tcW w:type="dxa" w:w="3736"/>
-            <w:shd w:val="clear" w:color="auto" w:fill="3730A3"/>
-            <w:vAlign w:val="center"/>
-          </w:tcPr>
-          <w:p>
-            <w:pPr>
-              <w:keepNext/>
-              <w:spacing w:after="0"/>
-            </w:pPr>
-            <w:r>
-              <w:rPr>
-                <w:b/>
-                <w:color w:val="FFFFFF"/>
-                <w:sz w:val="17"/>
-              </w:rPr>
-              <w:t>Qué mejoró</w:t>
-            </w:r>
-          </w:p>
-        </w:tc>
-      </w:tr>
-      <w:tr>
-        <w:trPr>
-          <w:cantSplit/>
-        </w:trPr>
-        <w:tc>
-          <w:tcPr>
-            <w:tcW w:type="dxa" w:w="3175"/>
-            <w:vAlign w:val="top"/>
-          </w:tcPr>
-          <w:p>
-            <w:pPr>
-              <w:keepNext/>
-              <w:spacing w:after="0"/>
-            </w:pPr>
-            <w:r>
-              <w:rPr>
-                <w:sz w:val="17"/>
-              </w:rPr>
-              <w:t>La clase del martes quedó escrita como 05-10 en los documentos</w:t>
-            </w:r>
-          </w:p>
-        </w:tc>
-        <w:tc>
-          <w:tcPr>
-            <w:tcW w:type="dxa" w:w="3061"/>
-            <w:vAlign w:val="top"/>
-          </w:tcPr>
-          <w:p>
-            <w:pPr>
-              <w:keepNext/>
-              <w:spacing w:after="0"/>
-            </w:pPr>
-            <w:r>
-              <w:rPr>
-                <w:sz w:val="17"/>
-              </w:rPr>
-              <w:t>Se tomó la fecha de la semana, no la del día de la clase</w:t>
-            </w:r>
-          </w:p>
-        </w:tc>
-        <w:tc>
-          <w:tcPr>
-            <w:tcW w:type="dxa" w:w="3736"/>
-            <w:vAlign w:val="top"/>
-          </w:tcPr>
-          <w:p>
-            <w:pPr>
-              <w:keepNext/>
-              <w:spacing w:after="0"/>
-            </w:pPr>
-            <w:r>
-              <w:rPr>
-                <w:sz w:val="17"/>
-              </w:rPr>
-              <w:t>Se corrigió en el acta y el Sprint Backlog; la fecha de la clase se confirma antes de citarla</w:t>
-            </w:r>
-          </w:p>
-        </w:tc>
-      </w:tr>
-      <w:tr>
-        <w:trPr>
-          <w:cantSplit/>
-        </w:trPr>
-        <w:tc>
-          <w:tcPr>
-            <w:tcW w:type="dxa" w:w="3175"/>
-            <w:vAlign w:val="top"/>
-            <w:shd w:val="clear" w:color="auto" w:fill="F8FAFC"/>
-          </w:tcPr>
-          <w:p>
-            <w:pPr>
-              <w:keepNext/>
-              <w:spacing w:after="0"/>
-            </w:pPr>
-            <w:r>
-              <w:rPr>
-                <w:sz w:val="17"/>
-              </w:rPr>
-              <w:t>Una entrega anterior quedó sin capturas de los documentos de evidencia</w:t>
-            </w:r>
-          </w:p>
-        </w:tc>
-        <w:tc>
-          <w:tcPr>
-            <w:tcW w:type="dxa" w:w="3061"/>
-            <w:vAlign w:val="top"/>
-            <w:shd w:val="clear" w:color="auto" w:fill="F8FAFC"/>
-          </w:tcPr>
-          <w:p>
-            <w:pPr>
-              <w:keepNext/>
-              <w:spacing w:after="0"/>
-            </w:pPr>
-            <w:r>
-              <w:rPr>
-                <w:sz w:val="17"/>
-              </w:rPr>
-              <w:t>No existía una lista de lo que había que mostrar</w:t>
-            </w:r>
-          </w:p>
-        </w:tc>
-        <w:tc>
-          <w:tcPr>
-            <w:tcW w:type="dxa" w:w="3736"/>
-            <w:vAlign w:val="top"/>
-            <w:shd w:val="clear" w:color="auto" w:fill="F8FAFC"/>
-          </w:tcPr>
-          <w:p>
-            <w:pPr>
-              <w:keepNext/>
-              <w:spacing w:after="0"/>
-            </w:pPr>
-            <w:r>
-              <w:rPr>
-                <w:sz w:val="17"/>
-              </w:rPr>
-              <w:t>Índice de evidencias con capturas (REV-09) antes de cada entrega</w:t>
-            </w:r>
-          </w:p>
-        </w:tc>
-      </w:tr>
-      <w:tr>
-        <w:trPr>
-          <w:cantSplit/>
-        </w:trPr>
-        <w:tc>
-          <w:tcPr>
-            <w:tcW w:type="dxa" w:w="3175"/>
-            <w:vAlign w:val="top"/>
-          </w:tcPr>
-          <w:p>
-            <w:pPr>
-              <w:keepNext/>
-              <w:spacing w:after="0"/>
-            </w:pPr>
-            <w:r>
-              <w:rPr>
-                <w:sz w:val="17"/>
-              </w:rPr>
-              <w:t>Al agregar la columna «Plan hasta» la prueba punta a punta fallaba (146 de 148)</w:t>
-            </w:r>
-          </w:p>
-        </w:tc>
-        <w:tc>
-          <w:tcPr>
-            <w:tcW w:type="dxa" w:w="3061"/>
-            <w:vAlign w:val="top"/>
-          </w:tcPr>
-          <w:p>
-            <w:pPr>
-              <w:keepNext/>
-              <w:spacing w:after="0"/>
-            </w:pPr>
-            <w:r>
-              <w:rPr>
-                <w:sz w:val="17"/>
-              </w:rPr>
-              <w:t>La prueba buscaba la columna de leads por su posición</w:t>
-            </w:r>
-          </w:p>
-        </w:tc>
-        <w:tc>
-          <w:tcPr>
-            <w:tcW w:type="dxa" w:w="3736"/>
-            <w:vAlign w:val="top"/>
-          </w:tcPr>
-          <w:p>
-            <w:pPr>
-              <w:keepNext/>
-              <w:spacing w:after="0"/>
-            </w:pPr>
-            <w:r>
-              <w:rPr>
-                <w:sz w:val="17"/>
-              </w:rPr>
-              <w:t>La prueba busca la columna por su encabezado</w:t>
-            </w:r>
-          </w:p>
-        </w:tc>
-      </w:tr>
-      <w:tr>
-        <w:trPr>
-          <w:cantSplit/>
-        </w:trPr>
-        <w:tc>
-          <w:tcPr>
-            <w:tcW w:type="dxa" w:w="3175"/>
-            <w:vAlign w:val="top"/>
-            <w:shd w:val="clear" w:color="auto" w:fill="F8FAFC"/>
-          </w:tcPr>
-          <w:p>
-            <w:pPr>
-              <w:spacing w:after="0"/>
-            </w:pPr>
-            <w:r>
-              <w:rPr>
-                <w:sz w:val="17"/>
-              </w:rPr>
-              <w:t>Los diagramas de arquitectura del repositorio decían 11 migraciones y Edge Functions</w:t>
-            </w:r>
-          </w:p>
-        </w:tc>
-        <w:tc>
-          <w:tcPr>
-            <w:tcW w:type="dxa" w:w="3061"/>
-            <w:vAlign w:val="top"/>
-            <w:shd w:val="clear" w:color="auto" w:fill="F8FAFC"/>
-          </w:tcPr>
-          <w:p>
-            <w:pPr>
-              <w:spacing w:after="0"/>
-            </w:pPr>
-            <w:r>
-              <w:rPr>
-                <w:sz w:val="17"/>
-              </w:rPr>
-              <w:t>Se dibujaron en una etapa temprana y no se volvieron a revisar</w:t>
-            </w:r>
-          </w:p>
-        </w:tc>
-        <w:tc>
-          <w:tcPr>
-            <w:tcW w:type="dxa" w:w="3736"/>
-            <w:vAlign w:val="top"/>
-            <w:shd w:val="clear" w:color="auto" w:fill="F8FAFC"/>
-          </w:tcPr>
-          <w:p>
-            <w:pPr>
-              <w:spacing w:after="0"/>
-            </w:pPr>
-            <w:r>
-              <w:rPr>
-                <w:sz w:val="17"/>
-              </w:rPr>
-              <w:t>Diagramas 4+1 generados desde el código, que se regeneran con el sistema</w:t>
-            </w:r>
-          </w:p>
-        </w:tc>
-      </w:tr>
-    </w:tbl>
-    <w:p>
-      <w:pPr>
-        <w:spacing w:after="0" w:before="0" w:line="120" w:lineRule="exact"/>
-      </w:pPr>
-      <w:r>
-        <w:rPr>
-          <w:sz w:val="12"/>
-        </w:rPr>
-      </w:r>
-    </w:p>
-    <w:p>
-      <w:r>
-        <w:rPr>
-          <w:b/>
-          <w:sz w:val="20"/>
-        </w:rPr>
-        <w:t>Funcionó bien:</w:t>
-      </w:r>
-      <w:r>
-        <w:rPr>
-          <w:sz w:val="20"/>
-        </w:rPr>
-        <w:t xml:space="preserve"> publicar el plan con fecha con la migración primero y las pruebas de la base real en verde (277 de 277).</w:t>
-      </w:r>
-    </w:p>
-    <w:p>
-      <w:pPr>
-        <w:pStyle w:val="Heading1"/>
-      </w:pPr>
-      <w:r>
-        <w:t>Iteración 6 · 10-10-2026 · Google Places por CRM y piloto (parcial)</w:t>
-      </w:r>
-    </w:p>
-    <w:tbl>
-      <w:tblPr>
-        <w:tblW w:type="dxa" w:w="9972"/>
-        <w:tblLook w:firstColumn="1" w:firstRow="1" w:lastColumn="0" w:lastRow="0" w:noHBand="0" w:noVBand="1" w:val="04A0"/>
-        <w:tblBorders>
-          <w:top w:val="single" w:sz="4" w:space="0" w:color="CBD5E1"/>
-          <w:left w:val="single" w:sz="4" w:space="0" w:color="CBD5E1"/>
-          <w:bottom w:val="single" w:sz="4" w:space="0" w:color="CBD5E1"/>
-          <w:right w:val="single" w:sz="4" w:space="0" w:color="CBD5E1"/>
-          <w:insideH w:val="single" w:sz="4" w:space="0" w:color="CBD5E1"/>
-          <w:insideV w:val="single" w:sz="4" w:space="0" w:color="CBD5E1"/>
-        </w:tblBorders>
-        <w:tblCellMar>
-          <w:top w:w="50" w:type="dxa"/>
-          <w:left w:w="90" w:type="dxa"/>
-          <w:bottom w:w="50" w:type="dxa"/>
-          <w:right w:w="90" w:type="dxa"/>
-        </w:tblCellMar>
-        <w:tblLayout w:type="fixed"/>
-      </w:tblPr>
-      <w:tblGrid>
-        <w:gridCol w:w="3174"/>
-        <w:gridCol w:w="3061"/>
-        <w:gridCol w:w="3736"/>
-      </w:tblGrid>
-      <w:tr>
-        <w:trPr>
-          <w:cantSplit/>
-          <w:tblHeader/>
-        </w:trPr>
-        <w:tc>
-          <w:tcPr>
-            <w:tcW w:type="dxa" w:w="3175"/>
-            <w:shd w:val="clear" w:color="auto" w:fill="3730A3"/>
-            <w:vAlign w:val="center"/>
-          </w:tcPr>
-          <w:p>
-            <w:pPr>
-              <w:keepNext/>
-              <w:spacing w:after="0"/>
-            </w:pPr>
-            <w:r>
-              <w:rPr>
-                <w:b/>
-                <w:color w:val="FFFFFF"/>
-                <w:sz w:val="17"/>
-              </w:rPr>
-              <w:t>Qué pasó</w:t>
-            </w:r>
-          </w:p>
-        </w:tc>
-        <w:tc>
-          <w:tcPr>
-            <w:tcW w:type="dxa" w:w="3061"/>
-            <w:shd w:val="clear" w:color="auto" w:fill="3730A3"/>
-            <w:vAlign w:val="center"/>
-          </w:tcPr>
-          <w:p>
-            <w:pPr>
-              <w:keepNext/>
-              <w:spacing w:after="0"/>
-            </w:pPr>
-            <w:r>
-              <w:rPr>
-                <w:b/>
-                <w:color w:val="FFFFFF"/>
-                <w:sz w:val="17"/>
-              </w:rPr>
-              <w:t>Causa</w:t>
-            </w:r>
-          </w:p>
-        </w:tc>
-        <w:tc>
-          <w:tcPr>
-            <w:tcW w:type="dxa" w:w="3736"/>
-            <w:shd w:val="clear" w:color="auto" w:fill="3730A3"/>
-            <w:vAlign w:val="center"/>
-          </w:tcPr>
-          <w:p>
-            <w:pPr>
-              <w:keepNext/>
-              <w:spacing w:after="0"/>
-            </w:pPr>
-            <w:r>
-              <w:rPr>
-                <w:b/>
-                <w:color w:val="FFFFFF"/>
-                <w:sz w:val="17"/>
-              </w:rPr>
-              <w:t>Qué mejoró</w:t>
-            </w:r>
-          </w:p>
-        </w:tc>
-      </w:tr>
-      <w:tr>
-        <w:trPr>
-          <w:cantSplit/>
-        </w:trPr>
-        <w:tc>
-          <w:tcPr>
-            <w:tcW w:type="dxa" w:w="3175"/>
-            <w:vAlign w:val="top"/>
-          </w:tcPr>
-          <w:p>
-            <w:pPr>
-              <w:spacing w:after="0"/>
-            </w:pPr>
-            <w:r>
-              <w:rPr>
-                <w:sz w:val="17"/>
-              </w:rPr>
-              <w:t>El asistente entregaba empresas ficticias a un CRM sin clave de Google, y el modelo podía presentarlas como reales</w:t>
-            </w:r>
-          </w:p>
-        </w:tc>
-        <w:tc>
-          <w:tcPr>
-            <w:tcW w:type="dxa" w:w="3061"/>
-            <w:vAlign w:val="top"/>
-          </w:tcPr>
-          <w:p>
-            <w:pPr>
-              <w:spacing w:after="0"/>
-            </w:pPr>
-            <w:r>
-              <w:rPr>
-                <w:sz w:val="17"/>
-              </w:rPr>
-              <w:t>El respaldo de demostración se pensó para desarrollo y no se separó de los CRMs reales</w:t>
-            </w:r>
-          </w:p>
-        </w:tc>
-        <w:tc>
-          <w:tcPr>
-            <w:tcW w:type="dxa" w:w="3736"/>
-            <w:vAlign w:val="top"/>
-          </w:tcPr>
-          <w:p>
-            <w:pPr>
-              <w:spacing w:after="0"/>
-            </w:pPr>
-            <w:r>
-              <w:rPr>
-                <w:sz w:val="17"/>
-              </w:rPr>
-              <w:t>Se retiró la demostración ficticia y, sin clave de Google, el modelo propone sin datos de contacto; once daños hechos a mano a las protecciones fueron detectados por las pruebas</w:t>
-            </w:r>
-          </w:p>
-        </w:tc>
-      </w:tr>
-      <w:tr>
-        <w:trPr>
-          <w:cantSplit/>
-        </w:trPr>
-        <w:tc>
-          <w:tcPr>
-            <w:tcW w:type="dxa" w:w="3175"/>
-            <w:vAlign w:val="top"/>
-            <w:shd w:val="clear" w:color="auto" w:fill="F8FAFC"/>
-          </w:tcPr>
-          <w:p>
-            <w:pPr>
-              <w:spacing w:after="0"/>
-            </w:pPr>
-            <w:r>
-              <w:rPr>
-                <w:sz w:val="17"/>
-              </w:rPr>
-              <w:t>El cliente piloto consideró engorroso sacar la clave de Google y confía en que el modelo ubica bien las empresas</w:t>
-            </w:r>
-          </w:p>
-        </w:tc>
-        <w:tc>
-          <w:tcPr>
-            <w:tcW w:type="dxa" w:w="3061"/>
-            <w:vAlign w:val="top"/>
-            <w:shd w:val="clear" w:color="auto" w:fill="F8FAFC"/>
-          </w:tcPr>
-          <w:p>
-            <w:pPr>
-              <w:spacing w:after="0"/>
-            </w:pPr>
-            <w:r>
-              <w:rPr>
-                <w:sz w:val="17"/>
-              </w:rPr>
-              <w:t>La clave de Google era obligatoria para buscar empresas reales</w:t>
-            </w:r>
-          </w:p>
-        </w:tc>
-        <w:tc>
-          <w:tcPr>
-            <w:tcW w:type="dxa" w:w="3736"/>
-            <w:vAlign w:val="top"/>
-            <w:shd w:val="clear" w:color="auto" w:fill="F8FAFC"/>
-          </w:tcPr>
-          <w:p>
-            <w:pPr>
-              <w:spacing w:after="0"/>
-            </w:pPr>
-            <w:r>
-              <w:rPr>
-                <w:sz w:val="17"/>
-              </w:rPr>
-              <w:t>La clave pasó a ser opcional: sin ella el modelo propone sugerencias por verificar y sin teléfonos ni correos. Se documentó que esto debilita la garantía anterior</w:t>
-            </w:r>
-          </w:p>
-        </w:tc>
-      </w:tr>
-      <w:tr>
-        <w:trPr>
-          <w:cantSplit/>
-        </w:trPr>
-        <w:tc>
-          <w:tcPr>
-            <w:tcW w:type="dxa" w:w="3175"/>
-            <w:vAlign w:val="top"/>
-          </w:tcPr>
-          <w:p>
-            <w:pPr>
-              <w:spacing w:after="0"/>
-            </w:pPr>
-            <w:r>
-              <w:rPr>
-                <w:sz w:val="17"/>
-              </w:rPr>
-              <w:t>Una encuesta de prueba dejó el NPS en -100 en producción</w:t>
-            </w:r>
-          </w:p>
-        </w:tc>
-        <w:tc>
-          <w:tcPr>
-            <w:tcW w:type="dxa" w:w="3061"/>
-            <w:vAlign w:val="top"/>
-          </w:tcPr>
-          <w:p>
-            <w:pPr>
-              <w:spacing w:after="0"/>
-            </w:pPr>
-            <w:r>
-              <w:rPr>
-                <w:sz w:val="17"/>
-              </w:rPr>
-              <w:t>La app solo permite insertar y leer encuestas; no hay forma de borrarlas</w:t>
-            </w:r>
-          </w:p>
-        </w:tc>
-        <w:tc>
-          <w:tcPr>
-            <w:tcW w:type="dxa" w:w="3736"/>
-            <w:vAlign w:val="top"/>
-          </w:tcPr>
-          <w:p>
-            <w:pPr>
-              <w:spacing w:after="0"/>
-            </w:pPr>
-            <w:r>
-              <w:rPr>
-                <w:sz w:val="17"/>
-              </w:rPr>
-              <w:t>Se borró con una consulta acotada; los datos de prueba se hacen en el CRM de pruebas y se retiran antes de medir</w:t>
-            </w:r>
-          </w:p>
-        </w:tc>
-      </w:tr>
-      <w:tr>
-        <w:trPr>
-          <w:cantSplit/>
-        </w:trPr>
-        <w:tc>
-          <w:tcPr>
-            <w:tcW w:type="dxa" w:w="3175"/>
-            <w:vAlign w:val="top"/>
-            <w:shd w:val="clear" w:color="auto" w:fill="F8FAFC"/>
-          </w:tcPr>
-          <w:p>
-            <w:pPr>
-              <w:spacing w:after="0"/>
-            </w:pPr>
-            <w:r>
-              <w:rPr>
-                <w:sz w:val="17"/>
-              </w:rPr>
-              <w:t>El cliente pidió un flujo de prospección que incluía dueño y contacto de LinkedIn de cada empresa</w:t>
-            </w:r>
-          </w:p>
-        </w:tc>
-        <w:tc>
-          <w:tcPr>
-            <w:tcW w:type="dxa" w:w="3061"/>
-            <w:vAlign w:val="top"/>
-            <w:shd w:val="clear" w:color="auto" w:fill="F8FAFC"/>
-          </w:tcPr>
-          <w:p>
-            <w:pPr>
-              <w:spacing w:after="0"/>
-            </w:pPr>
-            <w:r>
-              <w:rPr>
-                <w:sz w:val="17"/>
-              </w:rPr>
-              <w:t>GPT sin búsqueda en internet no puede obtenerlos sin inventarlos, y son datos de personas</w:t>
-            </w:r>
-          </w:p>
-        </w:tc>
-        <w:tc>
-          <w:tcPr>
-            <w:tcW w:type="dxa" w:w="3736"/>
-            <w:vAlign w:val="top"/>
-            <w:shd w:val="clear" w:color="auto" w:fill="F8FAFC"/>
-          </w:tcPr>
-          <w:p>
-            <w:pPr>
-              <w:spacing w:after="0"/>
-            </w:pPr>
-            <w:r>
-              <w:rPr>
-                <w:sz w:val="17"/>
-              </w:rPr>
-              <w:t>El flujo se adaptó (tres datos guiados, catálogo, sin repetir, «no encontrado») y el dueño y LinkedIn quedaron como enlace de búsqueda; se documentó lo pendiente y por qué</w:t>
-            </w:r>
-          </w:p>
-        </w:tc>
-      </w:tr>
-      <w:tr>
-        <w:trPr>
-          <w:cantSplit/>
-        </w:trPr>
-        <w:tc>
-          <w:tcPr>
-            <w:tcW w:type="dxa" w:w="3175"/>
-            <w:vAlign w:val="top"/>
-          </w:tcPr>
-          <w:p>
-            <w:pPr>
-              <w:spacing w:after="0"/>
-            </w:pPr>
-            <w:r>
-              <w:rPr>
-                <w:sz w:val="17"/>
-              </w:rPr>
-              <w:t>El piloto figuraba como validación, pero el panel de uso mostraba 0 ingresos</w:t>
-            </w:r>
-          </w:p>
-        </w:tc>
-        <w:tc>
-          <w:tcPr>
-            <w:tcW w:type="dxa" w:w="3061"/>
-            <w:vAlign w:val="top"/>
-          </w:tcPr>
-          <w:p>
-            <w:pPr>
-              <w:spacing w:after="0"/>
-            </w:pPr>
-            <w:r>
-              <w:rPr>
-                <w:sz w:val="17"/>
-              </w:rPr>
-              <w:t>El CRM de la empresa estaba creado y configurado, pero sin uso</w:t>
-            </w:r>
-          </w:p>
-        </w:tc>
-        <w:tc>
-          <w:tcPr>
-            <w:tcW w:type="dxa" w:w="3736"/>
-            <w:vAlign w:val="top"/>
-          </w:tcPr>
-          <w:p>
-            <w:pPr>
-              <w:spacing w:after="0"/>
-            </w:pPr>
-            <w:r>
-              <w:rPr>
-                <w:sz w:val="17"/>
-              </w:rPr>
-              <w:t>La justificación se escribió con lo medido: el piloto tiene métricas y metas, y no se afirman resultados que no existen</w:t>
-            </w:r>
-          </w:p>
-        </w:tc>
-      </w:tr>
-      <w:tr>
-        <w:trPr>
-          <w:cantSplit/>
-        </w:trPr>
-        <w:tc>
-          <w:tcPr>
-            <w:tcW w:type="dxa" w:w="3175"/>
-            <w:vAlign w:val="top"/>
-            <w:shd w:val="clear" w:color="auto" w:fill="F8FAFC"/>
-          </w:tcPr>
-          <w:p>
-            <w:pPr>
-              <w:spacing w:after="0"/>
-            </w:pPr>
-            <w:r>
-              <w:rPr>
-                <w:sz w:val="17"/>
-              </w:rPr>
-              <w:t>Los primeros diagramas del 4+1 tenían flechas cruzando cajas y textos pisados</w:t>
-            </w:r>
-          </w:p>
-        </w:tc>
-        <w:tc>
-          <w:tcPr>
-            <w:tcW w:type="dxa" w:w="3061"/>
-            <w:vAlign w:val="top"/>
-            <w:shd w:val="clear" w:color="auto" w:fill="F8FAFC"/>
-          </w:tcPr>
-          <w:p>
-            <w:pPr>
-              <w:spacing w:after="0"/>
-            </w:pPr>
-            <w:r>
-              <w:rPr>
-                <w:sz w:val="17"/>
-              </w:rPr>
-              <w:t>Se dibujaron por coordenadas sin revisar el resultado</w:t>
-            </w:r>
-          </w:p>
-        </w:tc>
-        <w:tc>
-          <w:tcPr>
-            <w:tcW w:type="dxa" w:w="3736"/>
-            <w:vAlign w:val="top"/>
-            <w:shd w:val="clear" w:color="auto" w:fill="F8FAFC"/>
-          </w:tcPr>
-          <w:p>
-            <w:pPr>
-              <w:spacing w:after="0"/>
-            </w:pPr>
-            <w:r>
-              <w:rPr>
-                <w:sz w:val="17"/>
-              </w:rPr>
-              <w:t>Cada diagrama se renderiza y se revisa a ojo; se corrigió hasta quedar legible</w:t>
-            </w:r>
-          </w:p>
-        </w:tc>
-      </w:tr>
-    </w:tbl>
-    <w:p>
-      <w:pPr>
-        <w:spacing w:after="0" w:before="0" w:line="120" w:lineRule="exact"/>
-      </w:pPr>
-      <w:r>
-        <w:rPr>
-          <w:sz w:val="12"/>
-        </w:rPr>
-      </w:r>
-    </w:p>
-    <w:p>
-      <w:r>
-        <w:rPr>
-          <w:b/>
-          <w:sz w:val="20"/>
-        </w:rPr>
-        <w:t>Funcionó bien:</w:t>
-      </w:r>
-      <w:r>
-        <w:rPr>
-          <w:sz w:val="20"/>
-        </w:rPr>
-        <w:t xml:space="preserve"> probar el límite de búsquedas contra la base real antes de aplicar la migración (ensayo con todo deshecho: 335 de 335).</w:t>
+        <w:t xml:space="preserve"> antes de publicar algo nuevo se buscan claves y nombres reales, también en el historial, y se revisan a mano las imágenes.</w:t>
       </w:r>
     </w:p>
     <w:p>
@@ -3391,65 +2551,115 @@
           </w:p>
         </w:tc>
       </w:tr>
+    </w:tbl>
+    <w:p>
+      <w:pPr>
+        <w:spacing w:after="0" w:before="0" w:line="120" w:lineRule="exact"/>
+      </w:pPr>
+      <w:r>
+        <w:rPr>
+          <w:sz w:val="12"/>
+        </w:rPr>
+      </w:r>
+    </w:p>
+    <w:p>
+      <w:pPr>
+        <w:pStyle w:val="Heading1"/>
+      </w:pPr>
+      <w:r>
+        <w:t>Iteración 5: retrospectiva de cierre (a completar el 06-10-2026)</w:t>
+      </w:r>
+    </w:p>
+    <w:tbl>
+      <w:tblPr>
+        <w:tblW w:type="dxa" w:w="9972"/>
+        <w:tblLook w:firstColumn="1" w:firstRow="1" w:lastColumn="0" w:lastRow="0" w:noHBand="0" w:noVBand="1" w:val="04A0"/>
+        <w:tblBorders>
+          <w:top w:val="single" w:sz="4" w:space="0" w:color="CBD5E1"/>
+          <w:left w:val="single" w:sz="4" w:space="0" w:color="CBD5E1"/>
+          <w:bottom w:val="single" w:sz="4" w:space="0" w:color="CBD5E1"/>
+          <w:right w:val="single" w:sz="4" w:space="0" w:color="CBD5E1"/>
+          <w:insideH w:val="single" w:sz="4" w:space="0" w:color="CBD5E1"/>
+          <w:insideV w:val="single" w:sz="4" w:space="0" w:color="CBD5E1"/>
+        </w:tblBorders>
+        <w:tblCellMar>
+          <w:top w:w="50" w:type="dxa"/>
+          <w:left w:w="90" w:type="dxa"/>
+          <w:bottom w:w="50" w:type="dxa"/>
+          <w:right w:w="90" w:type="dxa"/>
+        </w:tblCellMar>
+        <w:tblLayout w:type="fixed"/>
+      </w:tblPr>
+      <w:tblGrid>
+        <w:gridCol w:w="3322"/>
+        <w:gridCol w:w="3322"/>
+        <w:gridCol w:w="3327"/>
+      </w:tblGrid>
       <w:tr>
         <w:trPr>
           <w:cantSplit/>
+          <w:tblHeader/>
         </w:trPr>
         <w:tc>
           <w:tcPr>
-            <w:tcW w:type="dxa" w:w="5216"/>
-            <w:vAlign w:val="top"/>
-            <w:shd w:val="clear" w:color="auto" w:fill="F8FAFC"/>
+            <w:tcW w:type="dxa" w:w="3322"/>
+            <w:shd w:val="clear" w:color="auto" w:fill="3730A3"/>
+            <w:vAlign w:val="center"/>
           </w:tcPr>
           <w:p>
             <w:pPr>
+              <w:keepNext/>
               <w:spacing w:after="0"/>
             </w:pPr>
             <w:r>
               <w:rPr>
+                <w:b/>
+                <w:color w:val="FFFFFF"/>
                 <w:sz w:val="18"/>
               </w:rPr>
-              <w:t>Google Places opcional: sin clave el modelo propone sin teléfonos ni correos; el límite de búsquedas lo fija la gerencia</w:t>
+              <w:t>¿Qué salió bien?</w:t>
             </w:r>
           </w:p>
         </w:tc>
         <w:tc>
           <w:tcPr>
-            <w:tcW w:type="dxa" w:w="4757"/>
-            <w:vAlign w:val="top"/>
-            <w:shd w:val="clear" w:color="auto" w:fill="F8FAFC"/>
+            <w:tcW w:type="dxa" w:w="3322"/>
+            <w:shd w:val="clear" w:color="auto" w:fill="3730A3"/>
+            <w:vAlign w:val="center"/>
           </w:tcPr>
           <w:p>
             <w:pPr>
+              <w:keepNext/>
               <w:spacing w:after="0"/>
             </w:pPr>
             <w:r>
               <w:rPr>
+                <w:b/>
+                <w:color w:val="FFFFFF"/>
                 <w:sz w:val="18"/>
               </w:rPr>
-              <w:t xml:space="preserve">Migración 0034; </w:t>
+              <w:t>¿Qué no salió bien?</w:t>
             </w:r>
+          </w:p>
+        </w:tc>
+        <w:tc>
+          <w:tcPr>
+            <w:tcW w:type="dxa" w:w="3328"/>
+            <w:shd w:val="clear" w:color="auto" w:fill="3730A3"/>
+            <w:vAlign w:val="center"/>
+          </w:tcPr>
+          <w:p>
+            <w:pPr>
+              <w:keepNext/>
+              <w:spacing w:after="0"/>
+            </w:pPr>
             <w:r>
               <w:rPr>
-                <w:rFonts w:ascii="Consolas" w:hAnsi="Consolas" w:eastAsia="Consolas"/>
-                <w:color w:val="9D174D"/>
-                <w:sz w:val="17"/>
-              </w:rPr>
-              <w:t>test:ai</w:t>
-            </w:r>
-            <w:r>
-              <w:rPr>
+                <w:b/>
+                <w:color w:val="FFFFFF"/>
                 <w:sz w:val="18"/>
               </w:rPr>
-              <w:t xml:space="preserve"> y </w:t>
-            </w:r>
-            <w:r>
-              <w:rPr>
-                <w:rFonts w:ascii="Consolas" w:hAnsi="Consolas" w:eastAsia="Consolas"/>
-                <w:color w:val="9D174D"/>
-                <w:sz w:val="17"/>
-              </w:rPr>
-              <w:t>test:db</w:t>
+              <w:t>¿Qué cambiaremos?</w:t>
             </w:r>
           </w:p>
         </w:tc>
@@ -3460,85 +2670,95 @@
         </w:trPr>
         <w:tc>
           <w:tcPr>
-            <w:tcW w:type="dxa" w:w="5216"/>
+            <w:tcW w:type="dxa" w:w="3322"/>
             <w:vAlign w:val="top"/>
           </w:tcPr>
           <w:p>
             <w:pPr>
+              <w:spacing w:after="40"/>
+            </w:pPr>
+          </w:p>
+          <w:p>
+            <w:pPr>
+              <w:spacing w:after="40"/>
+            </w:pPr>
+          </w:p>
+          <w:p>
+            <w:pPr>
+              <w:spacing w:after="40"/>
+            </w:pPr>
+          </w:p>
+          <w:p>
+            <w:pPr>
+              <w:spacing w:after="40"/>
+            </w:pPr>
+          </w:p>
+          <w:p>
+            <w:pPr>
               <w:spacing w:after="0"/>
             </w:pPr>
-            <w:r>
-              <w:rPr>
-                <w:sz w:val="18"/>
-              </w:rPr>
-              <w:t>Diagramas de arquitectura generados desde el código</w:t>
-            </w:r>
           </w:p>
         </w:tc>
         <w:tc>
           <w:tcPr>
-            <w:tcW w:type="dxa" w:w="4757"/>
+            <w:tcW w:type="dxa" w:w="3322"/>
             <w:vAlign w:val="top"/>
           </w:tcPr>
           <w:p>
             <w:pPr>
-              <w:spacing w:after="0"/>
+              <w:spacing w:after="40"/>
             </w:pPr>
-            <w:r>
-              <w:rPr>
-                <w:rFonts w:ascii="Consolas" w:hAnsi="Consolas" w:eastAsia="Consolas"/>
-                <w:color w:val="9D174D"/>
-                <w:sz w:val="17"/>
-              </w:rPr>
-              <w:t>npm run diagramas:4mas1</w:t>
-            </w:r>
-            <w:r>
-              <w:rPr>
-                <w:sz w:val="18"/>
-              </w:rPr>
-              <w:t xml:space="preserve"> (REV-07)</w:t>
-            </w:r>
           </w:p>
-        </w:tc>
-      </w:tr>
-      <w:tr>
-        <w:trPr>
-          <w:cantSplit/>
-        </w:trPr>
-        <w:tc>
-          <w:tcPr>
-            <w:tcW w:type="dxa" w:w="5216"/>
-            <w:vAlign w:val="top"/>
-            <w:shd w:val="clear" w:color="auto" w:fill="F8FAFC"/>
-          </w:tcPr>
+          <w:p>
+            <w:pPr>
+              <w:spacing w:after="40"/>
+            </w:pPr>
+          </w:p>
+          <w:p>
+            <w:pPr>
+              <w:spacing w:after="40"/>
+            </w:pPr>
+          </w:p>
+          <w:p>
+            <w:pPr>
+              <w:spacing w:after="40"/>
+            </w:pPr>
+          </w:p>
           <w:p>
             <w:pPr>
               <w:spacing w:after="0"/>
             </w:pPr>
-            <w:r>
-              <w:rPr>
-                <w:sz w:val="18"/>
-              </w:rPr>
-              <w:t>Índice de evidencias con capturas antes de cada entrega</w:t>
-            </w:r>
           </w:p>
         </w:tc>
         <w:tc>
           <w:tcPr>
-            <w:tcW w:type="dxa" w:w="4757"/>
+            <w:tcW w:type="dxa" w:w="3328"/>
             <w:vAlign w:val="top"/>
-            <w:shd w:val="clear" w:color="auto" w:fill="F8FAFC"/>
           </w:tcPr>
+          <w:p>
+            <w:pPr>
+              <w:spacing w:after="40"/>
+            </w:pPr>
+          </w:p>
+          <w:p>
+            <w:pPr>
+              <w:spacing w:after="40"/>
+            </w:pPr>
+          </w:p>
+          <w:p>
+            <w:pPr>
+              <w:spacing w:after="40"/>
+            </w:pPr>
+          </w:p>
+          <w:p>
+            <w:pPr>
+              <w:spacing w:after="40"/>
+            </w:pPr>
+          </w:p>
           <w:p>
             <w:pPr>
               <w:spacing w:after="0"/>
             </w:pPr>
-            <w:r>
-              <w:rPr>
-                <w:sz w:val="18"/>
-              </w:rPr>
-              <w:t>REV-09</w:t>
-            </w:r>
           </w:p>
         </w:tc>
       </w:tr>
